--- a/policies/build/chapters_v2/IPC/HCO_IPC_6_v2_REWRITE_DRAFT.docx
+++ b/policies/build/chapters_v2/IPC/HCO_IPC_6_v2_REWRITE_DRAFT.docx
@@ -2081,7 +2081,19 @@
         <w:pStyle w:val="ListNumber"/>
       </w:pPr>
       <w:r>
-        <w:t>WHO Multimodal Hand Hygiene Improvement Strategy; WHO Observation Form for Hand Hygiene Compliance.</w:t>
+        <w:t xml:space="preserve">World Health Organization. (n.d.). </w:t>
+      </w:r>
+      <w:hyperlink r:id="rId9">
+        <w:r>
+          <w:rPr>
+            <w:color w:val="0563C1"/>
+            <w:u w:val="single"/>
+          </w:rPr>
+          <w:t>https://www.who.int/teams/integrated-health-services/infection-prevention-control/hand-hygiene</w:t>
+        </w:r>
+      </w:hyperlink>
+      <w:r>
+        <w:t xml:space="preserve"> WHO Multimodal Hand Hygiene Improvement Strategy and Observation Form for Hand Hygiene Compliance.</w:t>
       </w:r>
     </w:p>
     <w:p>
